--- a/exemplos/saida/cartao-visitante-sistema-prisional/cartao-visitante-sistema-prisional.docx
+++ b/exemplos/saida/cartao-visitante-sistema-prisional/cartao-visitante-sistema-prisional.docx
@@ -64,6 +64,10 @@
     <w:p>
       <w:pPr>
         <w:pStyle w:val="ListNumber"/>
+        <w:numPr>
+          <w:ilvl w:val="0"/>
+          <w:numId w:val="10"/>
+        </w:numPr>
       </w:pPr>
       <w:r>
         <w:rPr>
@@ -77,6 +81,10 @@
     <w:p>
       <w:pPr>
         <w:pStyle w:val="ListNumber"/>
+        <w:numPr>
+          <w:ilvl w:val="0"/>
+          <w:numId w:val="10"/>
+        </w:numPr>
       </w:pPr>
       <w:r>
         <w:rPr>
@@ -90,6 +98,10 @@
     <w:p>
       <w:pPr>
         <w:pStyle w:val="ListNumber"/>
+        <w:numPr>
+          <w:ilvl w:val="0"/>
+          <w:numId w:val="10"/>
+        </w:numPr>
       </w:pPr>
       <w:r>
         <w:rPr>
@@ -103,6 +115,10 @@
     <w:p>
       <w:pPr>
         <w:pStyle w:val="ListNumber"/>
+        <w:numPr>
+          <w:ilvl w:val="0"/>
+          <w:numId w:val="10"/>
+        </w:numPr>
       </w:pPr>
       <w:r>
         <w:rPr>
@@ -127,6 +143,10 @@
     <w:p>
       <w:pPr>
         <w:pStyle w:val="ListNumber"/>
+        <w:numPr>
+          <w:ilvl w:val="0"/>
+          <w:numId w:val="10"/>
+        </w:numPr>
       </w:pPr>
       <w:r>
         <w:rPr>
@@ -140,6 +160,10 @@
     <w:p>
       <w:pPr>
         <w:pStyle w:val="ListNumber"/>
+        <w:numPr>
+          <w:ilvl w:val="0"/>
+          <w:numId w:val="10"/>
+        </w:numPr>
       </w:pPr>
       <w:r>
         <w:rPr>
@@ -172,6 +196,10 @@
     <w:p>
       <w:pPr>
         <w:pStyle w:val="ListNumber"/>
+        <w:numPr>
+          <w:ilvl w:val="0"/>
+          <w:numId w:val="10"/>
+        </w:numPr>
       </w:pPr>
       <w:hyperlink r:id="rId11">
         <w:r>
@@ -188,6 +216,10 @@
     <w:p>
       <w:pPr>
         <w:pStyle w:val="ListNumber"/>
+        <w:numPr>
+          <w:ilvl w:val="0"/>
+          <w:numId w:val="10"/>
+        </w:numPr>
       </w:pPr>
       <w:hyperlink r:id="rId12">
         <w:r>
@@ -222,6 +254,10 @@
     <w:p>
       <w:pPr>
         <w:pStyle w:val="ListNumber"/>
+        <w:numPr>
+          <w:ilvl w:val="0"/>
+          <w:numId w:val="11"/>
+        </w:numPr>
       </w:pPr>
       <w:r>
         <w:rPr>
@@ -235,6 +271,10 @@
     <w:p>
       <w:pPr>
         <w:pStyle w:val="ListNumber"/>
+        <w:numPr>
+          <w:ilvl w:val="0"/>
+          <w:numId w:val="11"/>
+        </w:numPr>
       </w:pPr>
       <w:r>
         <w:rPr>
@@ -248,6 +288,10 @@
     <w:p>
       <w:pPr>
         <w:pStyle w:val="ListNumber"/>
+        <w:numPr>
+          <w:ilvl w:val="0"/>
+          <w:numId w:val="11"/>
+        </w:numPr>
       </w:pPr>
       <w:r>
         <w:rPr>
@@ -261,6 +305,10 @@
     <w:p>
       <w:pPr>
         <w:pStyle w:val="ListNumber"/>
+        <w:numPr>
+          <w:ilvl w:val="0"/>
+          <w:numId w:val="11"/>
+        </w:numPr>
       </w:pPr>
       <w:r>
         <w:rPr>
@@ -274,6 +322,10 @@
     <w:p>
       <w:pPr>
         <w:pStyle w:val="ListNumber"/>
+        <w:numPr>
+          <w:ilvl w:val="0"/>
+          <w:numId w:val="11"/>
+        </w:numPr>
       </w:pPr>
       <w:hyperlink r:id="rId13">
         <w:r>
@@ -300,6 +352,10 @@
     <w:p>
       <w:pPr>
         <w:pStyle w:val="ListNumber"/>
+        <w:numPr>
+          <w:ilvl w:val="0"/>
+          <w:numId w:val="12"/>
+        </w:numPr>
       </w:pPr>
       <w:r>
         <w:rPr>
@@ -313,6 +369,10 @@
     <w:p>
       <w:pPr>
         <w:pStyle w:val="ListNumber"/>
+        <w:numPr>
+          <w:ilvl w:val="0"/>
+          <w:numId w:val="12"/>
+        </w:numPr>
       </w:pPr>
       <w:r>
         <w:rPr>
@@ -326,6 +386,10 @@
     <w:p>
       <w:pPr>
         <w:pStyle w:val="ListNumber"/>
+        <w:numPr>
+          <w:ilvl w:val="0"/>
+          <w:numId w:val="12"/>
+        </w:numPr>
       </w:pPr>
       <w:hyperlink r:id="rId13">
         <w:r>
@@ -433,7 +497,7 @@
           <w:b w:val="0"/>
           <w:sz w:val="24"/>
         </w:rPr>
-        <w:t>Sem custo.</w:t>
+        <w:t>Sem custos</w:t>
       </w:r>
     </w:p>
     <w:p>
@@ -452,6 +516,10 @@
     <w:p>
       <w:pPr>
         <w:pStyle w:val="ListNumber"/>
+        <w:numPr>
+          <w:ilvl w:val="0"/>
+          <w:numId w:val="13"/>
+        </w:numPr>
       </w:pPr>
       <w:r>
         <w:rPr>
@@ -472,7 +540,11 @@
     </w:p>
     <w:p>
       <w:pPr>
-        <w:pStyle w:val="ListBullet"/>
+        <w:pStyle w:val="ListNumber"/>
+        <w:numPr>
+          <w:ilvl w:val="1"/>
+          <w:numId w:val="13"/>
+        </w:numPr>
         <w:ind w:left="720"/>
       </w:pPr>
       <w:hyperlink r:id="rId14">
@@ -489,7 +561,11 @@
     </w:p>
     <w:p>
       <w:pPr>
-        <w:pStyle w:val="ListBullet"/>
+        <w:pStyle w:val="ListNumber"/>
+        <w:numPr>
+          <w:ilvl w:val="1"/>
+          <w:numId w:val="13"/>
+        </w:numPr>
         <w:ind w:left="720"/>
       </w:pPr>
       <w:hyperlink r:id="rId15">
@@ -506,7 +582,11 @@
     </w:p>
     <w:p>
       <w:pPr>
-        <w:pStyle w:val="ListBullet"/>
+        <w:pStyle w:val="ListNumber"/>
+        <w:numPr>
+          <w:ilvl w:val="1"/>
+          <w:numId w:val="13"/>
+        </w:numPr>
         <w:ind w:left="720"/>
       </w:pPr>
       <w:hyperlink r:id="rId16">
@@ -524,6 +604,10 @@
     <w:p>
       <w:pPr>
         <w:pStyle w:val="ListNumber"/>
+        <w:numPr>
+          <w:ilvl w:val="0"/>
+          <w:numId w:val="13"/>
+        </w:numPr>
       </w:pPr>
       <w:r>
         <w:rPr>
@@ -564,6 +648,10 @@
     <w:p>
       <w:pPr>
         <w:pStyle w:val="ListNumber"/>
+        <w:numPr>
+          <w:ilvl w:val="0"/>
+          <w:numId w:val="13"/>
+        </w:numPr>
       </w:pPr>
       <w:r>
         <w:rPr>
@@ -584,7 +672,11 @@
     </w:p>
     <w:p>
       <w:pPr>
-        <w:pStyle w:val="ListBullet"/>
+        <w:pStyle w:val="ListNumber"/>
+        <w:numPr>
+          <w:ilvl w:val="1"/>
+          <w:numId w:val="13"/>
+        </w:numPr>
         <w:ind w:left="720"/>
       </w:pPr>
       <w:r>
@@ -598,7 +690,11 @@
     </w:p>
     <w:p>
       <w:pPr>
-        <w:pStyle w:val="ListBullet"/>
+        <w:pStyle w:val="ListNumber"/>
+        <w:numPr>
+          <w:ilvl w:val="1"/>
+          <w:numId w:val="13"/>
+        </w:numPr>
         <w:ind w:left="720"/>
       </w:pPr>
       <w:r>
@@ -612,7 +708,11 @@
     </w:p>
     <w:p>
       <w:pPr>
-        <w:pStyle w:val="ListBullet"/>
+        <w:pStyle w:val="ListNumber"/>
+        <w:numPr>
+          <w:ilvl w:val="1"/>
+          <w:numId w:val="13"/>
+        </w:numPr>
         <w:ind w:left="720"/>
       </w:pPr>
       <w:r>
@@ -626,7 +726,11 @@
     </w:p>
     <w:p>
       <w:pPr>
-        <w:pStyle w:val="ListBullet"/>
+        <w:pStyle w:val="ListNumber"/>
+        <w:numPr>
+          <w:ilvl w:val="1"/>
+          <w:numId w:val="13"/>
+        </w:numPr>
         <w:ind w:left="720"/>
       </w:pPr>
       <w:r>
@@ -641,6 +745,10 @@
     <w:p>
       <w:pPr>
         <w:pStyle w:val="ListNumber"/>
+        <w:numPr>
+          <w:ilvl w:val="0"/>
+          <w:numId w:val="13"/>
+        </w:numPr>
       </w:pPr>
       <w:r>
         <w:rPr>
@@ -662,6 +770,10 @@
     <w:p>
       <w:pPr>
         <w:pStyle w:val="ListNumber"/>
+        <w:numPr>
+          <w:ilvl w:val="0"/>
+          <w:numId w:val="13"/>
+        </w:numPr>
       </w:pPr>
       <w:r>
         <w:rPr>
@@ -683,6 +795,10 @@
     <w:p>
       <w:pPr>
         <w:pStyle w:val="ListNumber"/>
+        <w:numPr>
+          <w:ilvl w:val="0"/>
+          <w:numId w:val="13"/>
+        </w:numPr>
       </w:pPr>
       <w:r>
         <w:rPr>
@@ -1125,6 +1241,30 @@
   </w:num>
   <w:num w:numId="9">
     <w:abstractNumId w:val="0"/>
+  </w:num>
+  <w:num w:numId="10">
+    <w:abstractNumId w:val="8"/>
+    <w:lvlOverride w:ilvl="0">
+      <w:startOverride w:val="1"/>
+    </w:lvlOverride>
+  </w:num>
+  <w:num w:numId="11">
+    <w:abstractNumId w:val="8"/>
+    <w:lvlOverride w:ilvl="0">
+      <w:startOverride w:val="1"/>
+    </w:lvlOverride>
+  </w:num>
+  <w:num w:numId="12">
+    <w:abstractNumId w:val="8"/>
+    <w:lvlOverride w:ilvl="0">
+      <w:startOverride w:val="1"/>
+    </w:lvlOverride>
+  </w:num>
+  <w:num w:numId="13">
+    <w:abstractNumId w:val="8"/>
+    <w:lvlOverride w:ilvl="0">
+      <w:startOverride w:val="1"/>
+    </w:lvlOverride>
   </w:num>
 </w:numbering>
 </file>
